--- a/Laporan_CuffnCode_ArifRamdani.docx
+++ b/Laporan_CuffnCode_ArifRamdani.docx
@@ -124,7 +124,7 @@
         <w:rPr>
           <w:sz w:val="24"/>
         </w:rPr>
-        <w:t>............................... 1</w:t>
+        <w:t xml:space="preserve"> ............................... 1</w:t>
       </w:r>
     </w:p>
     <w:p>
@@ -138,7 +138,7 @@
         <w:rPr>
           <w:sz w:val="24"/>
         </w:rPr>
-        <w:t>..................................... 2</w:t>
+        <w:t xml:space="preserve"> ..................................... 2</w:t>
       </w:r>
     </w:p>
     <w:p>
@@ -152,7 +152,7 @@
         <w:rPr>
           <w:sz w:val="24"/>
         </w:rPr>
-        <w:t>............................ 3</w:t>
+        <w:t xml:space="preserve"> ............................ 3</w:t>
       </w:r>
     </w:p>
     <w:p>
@@ -166,7 +166,7 @@
         <w:rPr>
           <w:sz w:val="24"/>
         </w:rPr>
-        <w:t>............................ 4</w:t>
+        <w:t xml:space="preserve"> ............................ 4</w:t>
       </w:r>
     </w:p>
     <w:p>
@@ -180,7 +180,7 @@
         <w:rPr>
           <w:sz w:val="24"/>
         </w:rPr>
-        <w:t>............................ 5</w:t>
+        <w:t xml:space="preserve"> ............................ 5</w:t>
       </w:r>
     </w:p>
     <w:p>
@@ -188,13 +188,13 @@
         <w:rPr>
           <w:sz w:val="24"/>
         </w:rPr>
-        <w:t>6. Repository dan Dokumentasi</w:t>
+        <w:t>6. Repository dan Documentation</w:t>
       </w:r>
       <w:r>
         <w:rPr>
           <w:sz w:val="24"/>
         </w:rPr>
-        <w:t>..................... 6</w:t>
+        <w:t xml:space="preserve"> ................... 6</w:t>
       </w:r>
     </w:p>
     <w:p>
@@ -208,7 +208,7 @@
         <w:rPr>
           <w:sz w:val="24"/>
         </w:rPr>
-        <w:t>..................................... 7</w:t>
+        <w:t xml:space="preserve"> ..................................... 7</w:t>
       </w:r>
     </w:p>
     <w:p>
@@ -401,7 +401,7 @@
           <w:b w:val="0"/>
           <w:sz w:val="24"/>
         </w:rPr>
-        <w:t>Sistem CuffnCode terdiri dari tiga modul utama yang bekerja secara independen namun terkoordinasi:</w:t>
+        <w:t>Sistem CuffnCode terdiri dari beberapa modul yang bekerja secara independen namun terkoordinasi:</w:t>
       </w:r>
     </w:p>
     <w:p>
@@ -419,7 +419,7 @@
           <w:b w:val="0"/>
           <w:sz w:val="24"/>
         </w:rPr>
-        <w:t>Menggunakan ADC internal STM32F411CE dengan konfigurasi DMA untuk sampling tekanan pada 1 kHz. Sensor tekanan MPX2050DP terhubung ke cuff dan mengkonversi tekanan udara menjadi sinyal elektrik yang dibaca oleh ADC.</w:t>
+        <w:t>Menggunakan ADC internal STM32F411CE dengan konfigurasi DMA untuk sampling tekanan pada 1 kHz. Sensor tekanan MPX2050DP terhubung ke cuff dan mengkonversi tekanan udara menjadi sinyal elektrik.</w:t>
       </w:r>
     </w:p>
     <w:p>
@@ -448,7 +448,7 @@
         <w:rPr>
           <w:sz w:val="24"/>
         </w:rPr>
-        <w:t>FIR Low-Pass Filter — menghilangkan noise frekuensi tinggi</w:t>
+        <w:t>FIR Low-Pass Filter - menghilangkan noise frekuensi tinggi</w:t>
       </w:r>
     </w:p>
     <w:p>
@@ -459,7 +459,7 @@
         <w:rPr>
           <w:sz w:val="24"/>
         </w:rPr>
-        <w:t>IIR Band-Pass Filter — mengekstrak komponen osilasi</w:t>
+        <w:t>IIR Band-Pass Filter - mengekstrak komponen osilasi</w:t>
       </w:r>
     </w:p>
     <w:p>
@@ -470,7 +470,7 @@
         <w:rPr>
           <w:sz w:val="24"/>
         </w:rPr>
-        <w:t>Notch Filter 50 Hz — meredam interferensi frekuensi PLN</w:t>
+        <w:t>Notch Filter 50 Hz - meredam interferensi frekuensi PLN</w:t>
       </w:r>
     </w:p>
     <w:p>
@@ -535,7 +535,7 @@
           <w:b w:val="0"/>
           <w:sz w:val="24"/>
         </w:rPr>
-        <w:t>Firmware dikembangkan dalam bahasa C menggunakan STM32 HAL Library. Setiap modul diimplementasikan sebagai file terpisah dengan antarmuka yang jelas:</w:t>
+        <w:t>Firmware dikembangkan dalam bahasa C menggunakan STM32 HAL Library. Setiap modul diimplementasikan sebagai file terpisah:</w:t>
       </w:r>
     </w:p>
     <w:p>
@@ -546,7 +546,7 @@
         <w:rPr>
           <w:sz w:val="24"/>
         </w:rPr>
-        <w:t>adc.c / adc.h — Inisialisasi dan pembacaan ADC dengan DMA</w:t>
+        <w:t>adc.c / adc.h - ADC dengan DMA untuk sampling 1 kHz</w:t>
       </w:r>
     </w:p>
     <w:p>
@@ -557,7 +557,7 @@
         <w:rPr>
           <w:sz w:val="24"/>
         </w:rPr>
-        <w:t>filter.c / filter.h — Implementasi FIR, IIR, dan Notch filter</w:t>
+        <w:t>filter.c / filter.h - FIR, IIR, dan Notch filter</w:t>
       </w:r>
     </w:p>
     <w:p>
@@ -568,7 +568,7 @@
         <w:rPr>
           <w:sz w:val="24"/>
         </w:rPr>
-        <w:t>pressure.c / pressure.h — Algoritma oscillometric untuk SBP/DBP/MAP</w:t>
+        <w:t>pressure.c / pressure.h - Algoritma oscillometric</w:t>
       </w:r>
     </w:p>
     <w:p>
@@ -579,7 +579,7 @@
         <w:rPr>
           <w:sz w:val="24"/>
         </w:rPr>
-        <w:t>pump.c / pump.h — Kontrol pompa inflasi cuff</w:t>
+        <w:t>pump.c / pump.h - Kontrol pompa inflasi</w:t>
       </w:r>
     </w:p>
     <w:p>
@@ -590,7 +590,7 @@
         <w:rPr>
           <w:sz w:val="24"/>
         </w:rPr>
-        <w:t>valve.c / valve.h — Kontrol valve deflasi cuff</w:t>
+        <w:t>valve.c / valve.h - Kontrol valve deflasi</w:t>
       </w:r>
     </w:p>
     <w:p>
@@ -601,7 +601,7 @@
         <w:rPr>
           <w:sz w:val="24"/>
         </w:rPr>
-        <w:t>uart.c / uart.h — Komunikasi serial output CSV/JSON</w:t>
+        <w:t>uart.c / uart.h - Komunikasi serial</w:t>
       </w:r>
     </w:p>
     <w:p>
@@ -612,7 +612,7 @@
         <w:rPr>
           <w:sz w:val="24"/>
         </w:rPr>
-        <w:t>main.c — State machine utama (IDLE → INFLATING → MEASURING → COMPLETE)</w:t>
+        <w:t>main.c - State machine IDLE ke INFLATING ke MEASURING ke COMPLETE</w:t>
       </w:r>
     </w:p>
     <w:p>
@@ -630,7 +630,7 @@
           <w:b w:val="0"/>
           <w:sz w:val="24"/>
         </w:rPr>
-        <w:t>Dashboard simulator berbasis web dibangun menggunakan HTML5, CSS3, dan JavaScript dengan Chart.js untuk visualisasi grafik real-time. Simulator menjalankan algoritma oscillometric yang sama dengan firmware namun dalam lingkungan browser.</w:t>
+        <w:t>Dashboard simulator berbasis web menggunakan HTML5, CSS3, JavaScript, dan Chart.js untuk visualisasi grafik real-time. Simulator menjalankan algoritma oscillometric yang sama dalam lingkungan browser.</w:t>
       </w:r>
     </w:p>
     <w:p>
@@ -648,7 +648,7 @@
           <w:b w:val="0"/>
           <w:sz w:val="24"/>
         </w:rPr>
-        <w:t>Konsep komputasi paralel diterapkan dalam beberapa aspek:</w:t>
+        <w:t>Konsep komputasi paralel diterapkan dalam:</w:t>
       </w:r>
     </w:p>
     <w:p>
@@ -659,7 +659,7 @@
         <w:rPr>
           <w:sz w:val="24"/>
         </w:rPr>
-        <w:t>ADC DMA — pengambilan sampel berjalan paralel dengan eksekusi CPU</w:t>
+        <w:t>ADC DMA - sampling paralel dengan eksekusi CPU</w:t>
       </w:r>
     </w:p>
     <w:p>
@@ -670,7 +670,7 @@
         <w:rPr>
           <w:sz w:val="24"/>
         </w:rPr>
-        <w:t>Multiple filter stages — FIR, IIR, dan Notch diproses secara berurutan namun independen</w:t>
+        <w:t>Multiple filter stages - FIR, IIR, Notch diproses independen</w:t>
       </w:r>
     </w:p>
     <w:p>
@@ -681,7 +681,7 @@
         <w:rPr>
           <w:sz w:val="24"/>
         </w:rPr>
-        <w:t>State machine — setiap state memiliki tugas spesifik yang berjalan pada clock cycle masing-masing</w:t>
+        <w:t>State machine - setiap state memiliki tugas spesifik</w:t>
       </w:r>
     </w:p>
     <w:p>
@@ -692,7 +692,7 @@
         <w:rPr>
           <w:sz w:val="24"/>
         </w:rPr>
-        <w:t>Dashboard update — data diterima via UART dan divisualisasikan secara real-time tanpa blocking</w:t>
+        <w:t>Dashboard - data divisualisasikan real-time tanpa blocking</w:t>
       </w:r>
     </w:p>
     <w:p>
@@ -712,7 +712,7 @@
           <w:b w:val="0"/>
           <w:sz w:val="24"/>
         </w:rPr>
-        <w:t>Sistem berhasil menjalankan semua modul monitoring secara bersamaan. Berikut adalah contoh output dari dashboard simulator:</w:t>
+        <w:t>Sistem berhasil menjalankan semua modul monitoring secara bersamaan. Contoh output dashboard:</w:t>
       </w:r>
     </w:p>
     <w:p>
@@ -721,15 +721,7 @@
           <w:b/>
           <w:sz w:val="24"/>
         </w:rPr>
-        <w:t>[Sistolik] 120 mmHg</w:t>
-        <w:br/>
-        <w:t>[Diastolik] 80 mmHg</w:t>
-        <w:br/>
-        <w:t>[MAP] 95 mmHg</w:t>
-        <w:br/>
-        <w:t>[Heart Rate] 72 BPM</w:t>
-        <w:br/>
-        <w:t>[Status] SELESAI</w:t>
+        <w:t>[Sistolik] 120 mmHg  [Diastolik] 80 mmHg  [MAP] 95 mmHg  [Heart Rate] 72 BPM  [Status] SELESAI</w:t>
       </w:r>
     </w:p>
     <w:p>
@@ -760,7 +752,7 @@
         <w:rPr>
           <w:sz w:val="24"/>
         </w:rPr>
-        <w:t>Grafik osilasi yang terbentuk selama deflasi</w:t>
+        <w:t>Grafik osilasi selama deflasi</w:t>
       </w:r>
     </w:p>
     <w:p>
@@ -771,7 +763,7 @@
         <w:rPr>
           <w:sz w:val="24"/>
         </w:rPr>
-        <w:t>Scatter plot envelope oscillometric dengan penanda SYS, MAP, dan DIAS</w:t>
+        <w:t>Scatter plot envelope oscillometric dengan penanda SYS, MAP, DIAS</w:t>
       </w:r>
     </w:p>
     <w:p>
@@ -782,7 +774,7 @@
         <w:rPr>
           <w:sz w:val="24"/>
         </w:rPr>
-        <w:t>Card informasi: Sistolik, Diastolik, MAP, Heart Rate, dan Tekanan Cuff</w:t>
+        <w:t>Card informasi Sistolik, Diastolik, MAP, Heart Rate, Cuff</w:t>
       </w:r>
     </w:p>
     <w:p>
@@ -793,7 +785,7 @@
         <w:rPr>
           <w:sz w:val="24"/>
         </w:rPr>
-        <w:t>Tabel data pengukuran yang dapat diekspor ke CSV</w:t>
+        <w:t>Tabel data pengukuran dengan ekspor CSV</w:t>
       </w:r>
     </w:p>
     <w:p>
@@ -802,7 +794,7 @@
           <w:b w:val="0"/>
           <w:sz w:val="24"/>
         </w:rPr>
-        <w:t>Hasil pengujian menunjukkan bahwa algoritma oscillometric berhasil menghitung tekanan darah dengan akurasi yang sesuai dengan referensi medis.</w:t>
+        <w:t>Hasil pengujian menunjukkan algoritma oscillometric berhasil menghitung tekanan darah sesuai referensi medis.</w:t>
       </w:r>
     </w:p>
     <w:p>
@@ -813,7 +805,7 @@
         <w:rPr>
           <w:color w:val="003366"/>
         </w:rPr>
-        <w:t>6. Repository dan Dokumentasi</w:t>
+        <w:t>6. Repository dan Documentation</w:t>
       </w:r>
     </w:p>
     <w:p>
@@ -822,7 +814,7 @@
           <w:b w:val="0"/>
           <w:sz w:val="24"/>
         </w:rPr>
-        <w:t>GitHub Repository (Fork):</w:t>
+        <w:t>GitHub Repository:</w:t>
       </w:r>
     </w:p>
     <w:p>
@@ -841,7 +833,7 @@
           <w:b w:val="0"/>
           <w:sz w:val="24"/>
         </w:rPr>
-        <w:t>GitHub Pages (Dokumentasi):</w:t>
+        <w:t>GitHub Pages:</w:t>
       </w:r>
     </w:p>
     <w:p>
@@ -869,7 +861,7 @@
           <w:color w:val="0066CC"/>
           <w:sz w:val="22"/>
         </w:rPr>
-        <w:t>https://github.com/Student-Embedded-Control-and-AI-Fest/CuffnCode/pull/</w:t>
+        <w:t>https://github.com/Student-Embedded-Control-and-AI-Fest/CuffnCode/pull/[nomor PR]</w:t>
       </w:r>
     </w:p>
     <w:p/>
@@ -879,7 +871,7 @@
           <w:b w:val="0"/>
           <w:sz w:val="24"/>
         </w:rPr>
-        <w:t>Repository asli:</w:t>
+        <w:t>Video Demonstration:</w:t>
       </w:r>
     </w:p>
     <w:p>
@@ -888,26 +880,7 @@
           <w:color w:val="0066CC"/>
           <w:sz w:val="22"/>
         </w:rPr>
-        <w:t>https://github.com/Student-Embedded-Control-and-AI-Fest/CuffnCode</w:t>
-      </w:r>
-    </w:p>
-    <w:p/>
-    <w:p>
-      <w:r>
-        <w:rPr>
-          <w:b w:val="0"/>
-          <w:sz w:val="24"/>
-        </w:rPr>
-        <w:t>Video Demonstrasi:</w:t>
-      </w:r>
-    </w:p>
-    <w:p>
-      <w:r>
-        <w:rPr>
-          <w:color w:val="0066CC"/>
-          <w:sz w:val="22"/>
-        </w:rPr>
-        <w:t>[Link Google Drive]</w:t>
+        <w:t>https://drive.google.com/drive/folders/[link-drive-anda]</w:t>
       </w:r>
     </w:p>
     <w:p>
@@ -927,7 +900,7 @@
           <w:b w:val="0"/>
           <w:sz w:val="24"/>
         </w:rPr>
-        <w:t>Proyek CuffnCode berhasil mendemonstrasikan implementasi konsep komputasi paralel dan sistem terdistribusi dalam konteks monitoring kesehatan. Sistem embedded STM32F411CE mampu menjalankan multiple task — akuisisi sensor, pemrosesan sinyal digital, eksekusi algoritma oscillometric, dan komunikasi serial — secara simultan dan real-time.</w:t>
+        <w:t>Proyek CuffnCode berhasil mendemonstrasikan implementasi konsep komputasi paralel dan sistem terdistribusi dalam monitoring kesehatan. Sistem embedded STM32F411CE mampu menjalankan multiple task - akuisisi sensor, pemrosesan sinyal digital, algoritma oscillometric, dan komunikasi serial - secara simultan dan real-time.</w:t>
       </w:r>
     </w:p>
     <w:p>
@@ -936,7 +909,7 @@
           <w:b w:val="0"/>
           <w:sz w:val="24"/>
         </w:rPr>
-        <w:t>Dashboard simulator web berfungsi sebagai antarmuka visual yang menampilkan data pengukuran secara live, memberikan gambaran nyata tentang bagaimana sistem monitoring kesehatan terdistribusi bekerja. Integrasi antara firmware embedded dan visualisasi web menunjukkan penerapan konsep sistem terdistribusi di mana komponen-komponen sistem berkomunikasi dan bekerja bersama untuk menghasilkan output yang berarti.</w:t>
+        <w:t>Dashboard simulator web berfungsi sebagai antarmuka visual yang menampilkan data pengukuran secara live. Integrasi antara firmware embedded dan visualisasi web menunjukkan penerapan sistem terdistribusi di mana komponen-komponen sistem berkomunikasi dan bekerja bersama untuk menghasilkan output yang berarti.</w:t>
       </w:r>
     </w:p>
     <w:sectPr>
